--- a/klagomål/A 42201-2023 FSC-klagomål.docx
+++ b/klagomål/A 42201-2023 FSC-klagomål.docx
@@ -760,7 +760,7 @@
     <w:r>
       <w:tab/>
       <w:tab/>
-      <w:t>2026-10-07</w:t>
+      <w:t>2026-10-08</w:t>
       <w:br/>
       <w:br/>
     </w:r>

--- a/klagomål/A 42201-2023 FSC-klagomål.docx
+++ b/klagomål/A 42201-2023 FSC-klagomål.docx
@@ -760,7 +760,7 @@
     <w:r>
       <w:tab/>
       <w:tab/>
-      <w:t>2026-10-08</w:t>
+      <w:t>2026-10-09</w:t>
       <w:br/>
       <w:br/>
     </w:r>

--- a/klagomål/A 42201-2023 FSC-klagomål.docx
+++ b/klagomål/A 42201-2023 FSC-klagomål.docx
@@ -163,7 +163,7 @@
         <w:pStyle w:val="Title"/>
       </w:pPr>
       <w:r>
-        <w:t>Inledande FSC- /PEFC-klagomål – information om höga naturvärden i avverkningsanmälan A 42201-2023 i Gotlands kommun</w:t>
+        <w:t>Inledande FSC- /PEFC-klagomål – information om höga naturvärden och fridlysta arter i avverkningsanmälan A 42201-2023 i Gotlands kommun</w:t>
       </w:r>
     </w:p>
     <w:p>
@@ -216,12 +216,12 @@
         <w:spacing w:after="240"/>
       </w:pPr>
       <w:r>
-        <w:t>Figur 1. Fyndplatser för naturvårdsarter i avverkningsanmälan. Markörer utan svart kant är placerade på fyndplatsen. Markörer med svart kant är placerade vid sidan av fyndplatsen och har ett svart streck som visar fyndplatsens exakta position. Kartans mittpunktskoordinat är N 6382636, E 696939 i SWEREF 99 TM.</w:t>
+        <w:t>Figur 1. Fyndplatser för naturvårdsarter i och inom 5 meter från avverkningsanmälan. Markörer utan svart kant är placerade på fyndplatsen. Markörer med svart kant är placerade vid sidan av fyndplatsen och har ett svart streck som visar fyndplatsens exakta position. Kartans mittpunktskoordinat är N 6382636, E 696939 i SWEREF 99 TM.</w:t>
       </w:r>
     </w:p>
     <w:p>
       <w:r>
-        <w:t>I avverkningsanmälan finns fynd av 11 naturvårdsarter, varav 8 är rödlistade, 1 är typisk (T) och 3 är signalarter (S): gulsträngad fagerspindling (VU), mörkfjällig olivspindling (VU), narrspindling (VU), violettfläckig spindling (VU), motaggsvamp (NT, T), odörspindling (NT), puderspindling (NT), äggspindling (NT), anisspindling (S), olivspindling (S) och svavelriska (S). Se Figur 1.</w:t>
+        <w:t>I och inom 5 meter från avverkningsanmälan finns fynd av 12 naturvårdsarter, varav 8 är rödlistade, 1 är fridlyst, 2 är typiska (T) och 4 är signalarter (S): gulsträngad fagerspindling (VU), mörkfjällig olivspindling (VU), narrspindling (VU), violettfläckig spindling (VU), motaggsvamp (NT, T), odörspindling (NT), puderspindling (NT), äggspindling (NT), anisspindling (S), olivspindling (S), skogsknipprot (S, T, §8) och svavelriska (S). Se Figur 1.</w:t>
       </w:r>
     </w:p>
     <w:p>
@@ -356,6 +356,26 @@
       </w:r>
     </w:p>
     <w:p>
+      <w:r>
+        <w:rPr>
+          <w:b/>
+        </w:rPr>
+        <w:t>Skogsknipprot (§8)</w:t>
+      </w:r>
+      <w:r>
+        <w:t xml:space="preserve"> är fridlyst enligt 8§ artskyddsförordningen och typisk art för </w:t>
+      </w:r>
+      <w:r>
+        <w:rPr>
+          <w:i/>
+        </w:rPr>
+        <w:t>9050 Näringsrik granskog</w:t>
+      </w:r>
+      <w:r>
+        <w:t xml:space="preserve"> (SLU Artdatabanken, 2025).</w:t>
+      </w:r>
+    </w:p>
+    <w:p>
       <w:pPr>
         <w:pStyle w:val="Heading1"/>
       </w:pPr>
@@ -445,7 +465,7 @@
         <w:rPr>
           <w:i/>
         </w:rPr>
-        <w:t>I det avverkningsanmälda skogsområdet har 11 naturvårdsarter varav 8 rödlistade arter sina livsmiljöer och växtplatser.</w:t>
+        <w:t>I det avverkningsanmälda skogsområdet har 12 naturvårdsarter varav 8 rödlistade arter sina livsmiljöer och växtplatser.</w:t>
       </w:r>
     </w:p>
     <w:p>
@@ -760,7 +780,7 @@
     <w:r>
       <w:tab/>
       <w:tab/>
-      <w:t>2026-10-09</w:t>
+      <w:t>2026-10-10</w:t>
       <w:br/>
       <w:br/>
     </w:r>

--- a/klagomål/A 42201-2023 FSC-klagomål.docx
+++ b/klagomål/A 42201-2023 FSC-klagomål.docx
@@ -780,7 +780,7 @@
     <w:r>
       <w:tab/>
       <w:tab/>
-      <w:t>2026-10-10</w:t>
+      <w:t>2026-10-11</w:t>
       <w:br/>
       <w:br/>
     </w:r>

--- a/klagomål/A 42201-2023 FSC-klagomål.docx
+++ b/klagomål/A 42201-2023 FSC-klagomål.docx
@@ -780,7 +780,7 @@
     <w:r>
       <w:tab/>
       <w:tab/>
-      <w:t>2026-10-11</w:t>
+      <w:t>2026-10-12</w:t>
       <w:br/>
       <w:br/>
     </w:r>

--- a/klagomål/A 42201-2023 FSC-klagomål.docx
+++ b/klagomål/A 42201-2023 FSC-klagomål.docx
@@ -780,7 +780,7 @@
     <w:r>
       <w:tab/>
       <w:tab/>
-      <w:t>2026-10-12</w:t>
+      <w:t>2026-10-13</w:t>
       <w:br/>
       <w:br/>
     </w:r>

--- a/klagomål/A 42201-2023 FSC-klagomål.docx
+++ b/klagomål/A 42201-2023 FSC-klagomål.docx
@@ -780,7 +780,7 @@
     <w:r>
       <w:tab/>
       <w:tab/>
-      <w:t>2026-10-13</w:t>
+      <w:t>2026-10-14</w:t>
       <w:br/>
       <w:br/>
     </w:r>

--- a/klagomål/A 42201-2023 FSC-klagomål.docx
+++ b/klagomål/A 42201-2023 FSC-klagomål.docx
@@ -780,7 +780,7 @@
     <w:r>
       <w:tab/>
       <w:tab/>
-      <w:t>2026-10-14</w:t>
+      <w:t>2026-10-15</w:t>
       <w:br/>
       <w:br/>
     </w:r>

--- a/klagomål/A 42201-2023 FSC-klagomål.docx
+++ b/klagomål/A 42201-2023 FSC-klagomål.docx
@@ -780,7 +780,7 @@
     <w:r>
       <w:tab/>
       <w:tab/>
-      <w:t>2026-10-15</w:t>
+      <w:t>2026-10-16</w:t>
       <w:br/>
       <w:br/>
     </w:r>

--- a/klagomål/A 42201-2023 FSC-klagomål.docx
+++ b/klagomål/A 42201-2023 FSC-klagomål.docx
@@ -780,7 +780,7 @@
     <w:r>
       <w:tab/>
       <w:tab/>
-      <w:t>2026-10-16</w:t>
+      <w:t>2026-10-17</w:t>
       <w:br/>
       <w:br/>
     </w:r>

--- a/klagomål/A 42201-2023 FSC-klagomål.docx
+++ b/klagomål/A 42201-2023 FSC-klagomål.docx
@@ -780,7 +780,7 @@
     <w:r>
       <w:tab/>
       <w:tab/>
-      <w:t>2026-10-17</w:t>
+      <w:t>2026-10-18</w:t>
       <w:br/>
       <w:br/>
     </w:r>

--- a/klagomål/A 42201-2023 FSC-klagomål.docx
+++ b/klagomål/A 42201-2023 FSC-klagomål.docx
@@ -780,7 +780,7 @@
     <w:r>
       <w:tab/>
       <w:tab/>
-      <w:t>2026-10-18</w:t>
+      <w:t>2026-10-19</w:t>
       <w:br/>
       <w:br/>
     </w:r>

--- a/klagomål/A 42201-2023 FSC-klagomål.docx
+++ b/klagomål/A 42201-2023 FSC-klagomål.docx
@@ -780,7 +780,7 @@
     <w:r>
       <w:tab/>
       <w:tab/>
-      <w:t>2026-10-19</w:t>
+      <w:t>2026-10-20</w:t>
       <w:br/>
       <w:br/>
     </w:r>

--- a/klagomål/A 42201-2023 FSC-klagomål.docx
+++ b/klagomål/A 42201-2023 FSC-klagomål.docx
@@ -780,7 +780,7 @@
     <w:r>
       <w:tab/>
       <w:tab/>
-      <w:t>2026-10-20</w:t>
+      <w:t>2026-10-21</w:t>
       <w:br/>
       <w:br/>
     </w:r>

--- a/klagomål/A 42201-2023 FSC-klagomål.docx
+++ b/klagomål/A 42201-2023 FSC-klagomål.docx
@@ -780,7 +780,7 @@
     <w:r>
       <w:tab/>
       <w:tab/>
-      <w:t>2026-10-21</w:t>
+      <w:t>2026-10-22</w:t>
       <w:br/>
       <w:br/>
     </w:r>

--- a/klagomål/A 42201-2023 FSC-klagomål.docx
+++ b/klagomål/A 42201-2023 FSC-klagomål.docx
@@ -780,7 +780,7 @@
     <w:r>
       <w:tab/>
       <w:tab/>
-      <w:t>2026-10-22</w:t>
+      <w:t>2026-10-23</w:t>
       <w:br/>
       <w:br/>
     </w:r>

--- a/klagomål/A 42201-2023 FSC-klagomål.docx
+++ b/klagomål/A 42201-2023 FSC-klagomål.docx
@@ -780,7 +780,7 @@
     <w:r>
       <w:tab/>
       <w:tab/>
-      <w:t>2026-10-23</w:t>
+      <w:t>2026-10-24</w:t>
       <w:br/>
       <w:br/>
     </w:r>

--- a/klagomål/A 42201-2023 FSC-klagomål.docx
+++ b/klagomål/A 42201-2023 FSC-klagomål.docx
@@ -780,7 +780,7 @@
     <w:r>
       <w:tab/>
       <w:tab/>
-      <w:t>2026-10-24</w:t>
+      <w:t>2026-10-25</w:t>
       <w:br/>
       <w:br/>
     </w:r>

--- a/klagomål/A 42201-2023 FSC-klagomål.docx
+++ b/klagomål/A 42201-2023 FSC-klagomål.docx
@@ -780,7 +780,7 @@
     <w:r>
       <w:tab/>
       <w:tab/>
-      <w:t>2026-10-25</w:t>
+      <w:t>2026-10-26</w:t>
       <w:br/>
       <w:br/>
     </w:r>

--- a/klagomål/A 42201-2023 FSC-klagomål.docx
+++ b/klagomål/A 42201-2023 FSC-klagomål.docx
@@ -780,7 +780,7 @@
     <w:r>
       <w:tab/>
       <w:tab/>
-      <w:t>2026-10-26</w:t>
+      <w:t>2026-10-27</w:t>
       <w:br/>
       <w:br/>
     </w:r>

--- a/klagomål/A 42201-2023 FSC-klagomål.docx
+++ b/klagomål/A 42201-2023 FSC-klagomål.docx
@@ -780,7 +780,7 @@
     <w:r>
       <w:tab/>
       <w:tab/>
-      <w:t>2026-10-27</w:t>
+      <w:t>2026-10-28</w:t>
       <w:br/>
       <w:br/>
     </w:r>

--- a/klagomål/A 42201-2023 FSC-klagomål.docx
+++ b/klagomål/A 42201-2023 FSC-klagomål.docx
@@ -780,7 +780,7 @@
     <w:r>
       <w:tab/>
       <w:tab/>
-      <w:t>2026-10-28</w:t>
+      <w:t>2026-10-29</w:t>
       <w:br/>
       <w:br/>
     </w:r>

--- a/klagomål/A 42201-2023 FSC-klagomål.docx
+++ b/klagomål/A 42201-2023 FSC-klagomål.docx
@@ -780,7 +780,7 @@
     <w:r>
       <w:tab/>
       <w:tab/>
-      <w:t>2026-10-29</w:t>
+      <w:t>2026-10-31</w:t>
       <w:br/>
       <w:br/>
     </w:r>
